--- a/tillsyn/A 4054-2023 tillsynsbegäran.docx
+++ b/tillsyn/A 4054-2023 tillsynsbegäran.docx
@@ -231,7 +231,7 @@
     <w:r>
       <w:tab/>
       <w:tab/>
-      <w:t>2025-01-05</w:t>
+      <w:t>2025-01-06</w:t>
       <w:br/>
       <w:br/>
     </w:r>

--- a/tillsyn/A 4054-2023 tillsynsbegäran.docx
+++ b/tillsyn/A 4054-2023 tillsynsbegäran.docx
@@ -231,7 +231,7 @@
     <w:r>
       <w:tab/>
       <w:tab/>
-      <w:t>2025-01-06</w:t>
+      <w:t>2025-01-07</w:t>
       <w:br/>
       <w:br/>
     </w:r>

--- a/tillsyn/A 4054-2023 tillsynsbegäran.docx
+++ b/tillsyn/A 4054-2023 tillsynsbegäran.docx
@@ -231,7 +231,7 @@
     <w:r>
       <w:tab/>
       <w:tab/>
-      <w:t>2025-01-07</w:t>
+      <w:t>2025-01-08</w:t>
       <w:br/>
       <w:br/>
     </w:r>

--- a/tillsyn/A 4054-2023 tillsynsbegäran.docx
+++ b/tillsyn/A 4054-2023 tillsynsbegäran.docx
@@ -231,7 +231,7 @@
     <w:r>
       <w:tab/>
       <w:tab/>
-      <w:t>2025-01-08</w:t>
+      <w:t>2025-01-09</w:t>
       <w:br/>
       <w:br/>
     </w:r>

--- a/tillsyn/A 4054-2023 tillsynsbegäran.docx
+++ b/tillsyn/A 4054-2023 tillsynsbegäran.docx
@@ -231,7 +231,7 @@
     <w:r>
       <w:tab/>
       <w:tab/>
-      <w:t>2025-01-09</w:t>
+      <w:t>2025-01-10</w:t>
       <w:br/>
       <w:br/>
     </w:r>

--- a/tillsyn/A 4054-2023 tillsynsbegäran.docx
+++ b/tillsyn/A 4054-2023 tillsynsbegäran.docx
@@ -231,7 +231,7 @@
     <w:r>
       <w:tab/>
       <w:tab/>
-      <w:t>2025-01-10</w:t>
+      <w:t>2025-01-11</w:t>
       <w:br/>
       <w:br/>
     </w:r>

--- a/tillsyn/A 4054-2023 tillsynsbegäran.docx
+++ b/tillsyn/A 4054-2023 tillsynsbegäran.docx
@@ -231,7 +231,7 @@
     <w:r>
       <w:tab/>
       <w:tab/>
-      <w:t>2025-01-11</w:t>
+      <w:t>2025-01-12</w:t>
       <w:br/>
       <w:br/>
     </w:r>

--- a/tillsyn/A 4054-2023 tillsynsbegäran.docx
+++ b/tillsyn/A 4054-2023 tillsynsbegäran.docx
@@ -231,7 +231,7 @@
     <w:r>
       <w:tab/>
       <w:tab/>
-      <w:t>2025-01-12</w:t>
+      <w:t>2025-01-13</w:t>
       <w:br/>
       <w:br/>
     </w:r>

--- a/tillsyn/A 4054-2023 tillsynsbegäran.docx
+++ b/tillsyn/A 4054-2023 tillsynsbegäran.docx
@@ -231,7 +231,7 @@
     <w:r>
       <w:tab/>
       <w:tab/>
-      <w:t>2025-01-13</w:t>
+      <w:t>2025-01-14</w:t>
       <w:br/>
       <w:br/>
     </w:r>
